--- a/documents/Plan_tematic_licenta_Maior_v2.docx
+++ b/documents/Plan_tematic_licenta_Maior_v2.docx
@@ -1,6 +1,6 @@
 
 <file path=word/document.xml><?xml version="1.0" encoding="utf-8"?>
-<w:document xmlns:wpc="http://schemas.microsoft.com/office/word/2010/wordprocessingCanvas" xmlns:mc="http://schemas.openxmlformats.org/markup-compatibility/2006" xmlns:o="urn:schemas-microsoft-com:office:office" xmlns:r="http://schemas.openxmlformats.org/officeDocument/2006/relationships" xmlns:m="http://schemas.openxmlformats.org/officeDocument/2006/math" xmlns:v="urn:schemas-microsoft-com:vml" xmlns:wp14="http://schemas.microsoft.com/office/word/2010/wordprocessingDrawing" xmlns:wp="http://schemas.openxmlformats.org/drawingml/2006/wordprocessingDrawing" xmlns:w10="urn:schemas-microsoft-com:office:word" xmlns:w="http://schemas.openxmlformats.org/wordprocessingml/2006/main" xmlns:w14="http://schemas.microsoft.com/office/word/2010/wordml" xmlns:w15="http://schemas.microsoft.com/office/word/2012/wordml" xmlns:wpg="http://schemas.microsoft.com/office/word/2010/wordprocessingGroup" xmlns:wpi="http://schemas.microsoft.com/office/word/2010/wordprocessingInk" xmlns:wne="http://schemas.microsoft.com/office/word/2006/wordml" xmlns:wps="http://schemas.microsoft.com/office/word/2010/wordprocessingShape" mc:Ignorable="w14 w15 wp14">
+<w:document xmlns:wpc="http://schemas.microsoft.com/office/word/2010/wordprocessingCanvas" xmlns:cx="http://schemas.microsoft.com/office/drawing/2014/chartex" xmlns:cx1="http://schemas.microsoft.com/office/drawing/2015/9/8/chartex" xmlns:cx2="http://schemas.microsoft.com/office/drawing/2015/10/21/chartex" xmlns:cx3="http://schemas.microsoft.com/office/drawing/2016/5/9/chartex" xmlns:cx4="http://schemas.microsoft.com/office/drawing/2016/5/10/chartex" xmlns:cx5="http://schemas.microsoft.com/office/drawing/2016/5/11/chartex" xmlns:cx6="http://schemas.microsoft.com/office/drawing/2016/5/12/chartex" xmlns:cx7="http://schemas.microsoft.com/office/drawing/2016/5/13/chartex" xmlns:cx8="http://schemas.microsoft.com/office/drawing/2016/5/14/chartex" xmlns:mc="http://schemas.openxmlformats.org/markup-compatibility/2006" xmlns:aink="http://schemas.microsoft.com/office/drawing/2016/ink" xmlns:am3d="http://schemas.microsoft.com/office/drawing/2017/model3d" xmlns:o="urn:schemas-microsoft-com:office:office" xmlns:oel="http://schemas.microsoft.com/office/2019/extlst" xmlns:r="http://schemas.openxmlformats.org/officeDocument/2006/relationships" xmlns:m="http://schemas.openxmlformats.org/officeDocument/2006/math" xmlns:v="urn:schemas-microsoft-com:vml" xmlns:wp14="http://schemas.microsoft.com/office/word/2010/wordprocessingDrawing" xmlns:wp="http://schemas.openxmlformats.org/drawingml/2006/wordprocessingDrawing" xmlns:w10="urn:schemas-microsoft-com:office:word" xmlns:w="http://schemas.openxmlformats.org/wordprocessingml/2006/main" xmlns:w14="http://schemas.microsoft.com/office/word/2010/wordml" xmlns:w15="http://schemas.microsoft.com/office/word/2012/wordml" xmlns:w16cex="http://schemas.microsoft.com/office/word/2018/wordml/cex" xmlns:w16cid="http://schemas.microsoft.com/office/word/2016/wordml/cid" xmlns:w16="http://schemas.microsoft.com/office/word/2018/wordml" xmlns:w16du="http://schemas.microsoft.com/office/word/2023/wordml/word16du" xmlns:w16sdtdh="http://schemas.microsoft.com/office/word/2020/wordml/sdtdatahash" xmlns:w16sdtfl="http://schemas.microsoft.com/office/word/2024/wordml/sdtformatlock" xmlns:w16se="http://schemas.microsoft.com/office/word/2015/wordml/symex" xmlns:wpg="http://schemas.microsoft.com/office/word/2010/wordprocessingGroup" xmlns:wpi="http://schemas.microsoft.com/office/word/2010/wordprocessingInk" xmlns:wne="http://schemas.microsoft.com/office/word/2006/wordml" xmlns:wps="http://schemas.microsoft.com/office/word/2010/wordprocessingShape" mc:Ignorable="w14 w15 w16se w16cid w16 w16cex w16sdtdh w16sdtfl w16du wp14">
   <w:body>
     <w:tbl>
       <w:tblPr>
@@ -361,13 +361,6 @@
       <w:bookmarkEnd w:id="1"/>
       <w:r>
         <w:rPr>
-          <w:bCs/>
-          <w:color w:val="FF0000"/>
-        </w:rPr>
-        <w:t>)</w:t>
-      </w:r>
-      <w:r>
-        <w:rPr>
           <w:color w:val="FF0000"/>
         </w:rPr>
         <w:t>,</w:t>
@@ -451,28 +444,12 @@
           <w:sz w:val="22"/>
           <w:szCs w:val="22"/>
         </w:rPr>
-        <w:t>(probleme rezolvate</w:t>
-      </w:r>
-      <w:r>
-        <w:rPr>
-          <w:strike/>
-          <w:color w:val="FF0000"/>
-          <w:sz w:val="22"/>
-          <w:szCs w:val="22"/>
-        </w:rPr>
-        <w:t>, ca livrabile asumate</w:t>
-      </w:r>
-      <w:r>
-        <w:rPr>
-          <w:sz w:val="22"/>
-          <w:szCs w:val="22"/>
-        </w:rPr>
-        <w:t>):</w:t>
-      </w:r>
-    </w:p>
-    <w:p>
-      <w:pPr>
-        <w:pStyle w:val="ListParagraph"/>
+        <w:t>(probleme rezolvate):</w:t>
+      </w:r>
+    </w:p>
+    <w:p>
+      <w:pPr>
+        <w:pStyle w:val="Listparagraf"/>
         <w:numPr>
           <w:ilvl w:val="0"/>
           <w:numId w:val="1"/>
@@ -499,7 +476,7 @@
     </w:p>
     <w:p>
       <w:pPr>
-        <w:pStyle w:val="ListParagraph"/>
+        <w:pStyle w:val="Listparagraf"/>
         <w:numPr>
           <w:ilvl w:val="0"/>
           <w:numId w:val="1"/>
@@ -527,7 +504,7 @@
     </w:p>
     <w:p>
       <w:pPr>
-        <w:pStyle w:val="ListParagraph"/>
+        <w:pStyle w:val="Listparagraf"/>
         <w:numPr>
           <w:ilvl w:val="0"/>
           <w:numId w:val="1"/>
@@ -555,7 +532,7 @@
     </w:p>
     <w:p>
       <w:pPr>
-        <w:pStyle w:val="ListParagraph"/>
+        <w:pStyle w:val="Listparagraf"/>
         <w:numPr>
           <w:ilvl w:val="0"/>
           <w:numId w:val="1"/>
@@ -583,7 +560,7 @@
     </w:p>
     <w:p>
       <w:pPr>
-        <w:pStyle w:val="ListParagraph"/>
+        <w:pStyle w:val="Listparagraf"/>
         <w:numPr>
           <w:ilvl w:val="0"/>
           <w:numId w:val="1"/>
@@ -611,12 +588,10 @@
         </w:rPr>
         <w:t>Un supervizor determinist în C</w:t>
       </w:r>
-      <w:bookmarkStart w:id="2" w:name="_GoBack"/>
-      <w:bookmarkEnd w:id="2"/>
-    </w:p>
-    <w:p>
-      <w:pPr>
-        <w:pStyle w:val="ListParagraph"/>
+    </w:p>
+    <w:p>
+      <w:pPr>
+        <w:pStyle w:val="Listparagraf"/>
         <w:numPr>
           <w:ilvl w:val="0"/>
           <w:numId w:val="1"/>
@@ -647,7 +622,7 @@
     </w:p>
     <w:p>
       <w:pPr>
-        <w:pStyle w:val="ListParagraph"/>
+        <w:pStyle w:val="Listparagraf"/>
         <w:numPr>
           <w:ilvl w:val="0"/>
           <w:numId w:val="1"/>
@@ -683,7 +658,7 @@
     </w:p>
     <w:p>
       <w:pPr>
-        <w:pStyle w:val="ListParagraph"/>
+        <w:pStyle w:val="Listparagraf"/>
         <w:numPr>
           <w:ilvl w:val="0"/>
           <w:numId w:val="1"/>
@@ -724,16 +699,14 @@
           <w:sz w:val="22"/>
           <w:szCs w:val="22"/>
         </w:rPr>
-        <w:t>(desene obligatorii</w:t>
-      </w:r>
-      <w:r>
-        <w:rPr>
-          <w:strike/>
-          <w:color w:val="FF0000"/>
+        <w:t>(desene obligatori</w:t>
+      </w:r>
+      <w:r>
+        <w:rPr>
           <w:sz w:val="22"/>
           <w:szCs w:val="22"/>
         </w:rPr>
-        <w:t>, limitate la ce se livrează</w:t>
+        <w:t>i</w:t>
       </w:r>
       <w:r>
         <w:rPr>
@@ -745,7 +718,7 @@
     </w:p>
     <w:p>
       <w:pPr>
-        <w:pStyle w:val="ListParagraph"/>
+        <w:pStyle w:val="Listparagraf"/>
         <w:numPr>
           <w:ilvl w:val="0"/>
           <w:numId w:val="1"/>
@@ -768,23 +741,10 @@
         </w:rPr>
         <w:t>vehicul-cloud-inginer: telemetrie, OTA și operator uman.</w:t>
       </w:r>
-      <w:r>
-        <w:rPr>
-          <w:lang w:val="ro-RO"/>
-        </w:rPr>
-        <w:t xml:space="preserve"> </w:t>
-      </w:r>
-      <w:r>
-        <w:rPr>
-          <w:color w:val="FF0000"/>
-          <w:lang w:val="ro-RO"/>
-        </w:rPr>
-        <w:t>Arhitectură SDV</w:t>
-      </w:r>
-    </w:p>
-    <w:p>
-      <w:pPr>
-        <w:pStyle w:val="ListParagraph"/>
+    </w:p>
+    <w:p>
+      <w:pPr>
+        <w:pStyle w:val="Listparagraf"/>
         <w:numPr>
           <w:ilvl w:val="0"/>
           <w:numId w:val="1"/>
@@ -810,7 +770,7 @@
     </w:p>
     <w:p>
       <w:pPr>
-        <w:pStyle w:val="ListParagraph"/>
+        <w:pStyle w:val="Listparagraf"/>
         <w:numPr>
           <w:ilvl w:val="0"/>
           <w:numId w:val="1"/>
@@ -836,7 +796,7 @@
     </w:p>
     <w:p>
       <w:pPr>
-        <w:pStyle w:val="ListParagraph"/>
+        <w:pStyle w:val="Listparagraf"/>
         <w:numPr>
           <w:ilvl w:val="0"/>
           <w:numId w:val="1"/>
@@ -862,7 +822,7 @@
     </w:p>
     <w:p>
       <w:pPr>
-        <w:pStyle w:val="ListParagraph"/>
+        <w:pStyle w:val="Listparagraf"/>
         <w:numPr>
           <w:ilvl w:val="0"/>
           <w:numId w:val="1"/>
@@ -1136,7 +1096,7 @@
 </file>
 
 <file path=word/numbering.xml><?xml version="1.0" encoding="utf-8"?>
-<w:numbering xmlns:wpc="http://schemas.microsoft.com/office/word/2010/wordprocessingCanvas" xmlns:mc="http://schemas.openxmlformats.org/markup-compatibility/2006" xmlns:o="urn:schemas-microsoft-com:office:office" xmlns:r="http://schemas.openxmlformats.org/officeDocument/2006/relationships" xmlns:m="http://schemas.openxmlformats.org/officeDocument/2006/math" xmlns:v="urn:schemas-microsoft-com:vml" xmlns:wp14="http://schemas.microsoft.com/office/word/2010/wordprocessingDrawing" xmlns:wp="http://schemas.openxmlformats.org/drawingml/2006/wordprocessingDrawing" xmlns:w10="urn:schemas-microsoft-com:office:word" xmlns:w="http://schemas.openxmlformats.org/wordprocessingml/2006/main" xmlns:w14="http://schemas.microsoft.com/office/word/2010/wordml" xmlns:w15="http://schemas.microsoft.com/office/word/2012/wordml" xmlns:wpg="http://schemas.microsoft.com/office/word/2010/wordprocessingGroup" xmlns:wpi="http://schemas.microsoft.com/office/word/2010/wordprocessingInk" xmlns:wne="http://schemas.microsoft.com/office/word/2006/wordml" xmlns:wps="http://schemas.microsoft.com/office/word/2010/wordprocessingShape" mc:Ignorable="w14 w15 wp14">
+<w:numbering xmlns:wpc="http://schemas.microsoft.com/office/word/2010/wordprocessingCanvas" xmlns:cx="http://schemas.microsoft.com/office/drawing/2014/chartex" xmlns:cx1="http://schemas.microsoft.com/office/drawing/2015/9/8/chartex" xmlns:cx2="http://schemas.microsoft.com/office/drawing/2015/10/21/chartex" xmlns:cx3="http://schemas.microsoft.com/office/drawing/2016/5/9/chartex" xmlns:cx4="http://schemas.microsoft.com/office/drawing/2016/5/10/chartex" xmlns:cx5="http://schemas.microsoft.com/office/drawing/2016/5/11/chartex" xmlns:cx6="http://schemas.microsoft.com/office/drawing/2016/5/12/chartex" xmlns:cx7="http://schemas.microsoft.com/office/drawing/2016/5/13/chartex" xmlns:cx8="http://schemas.microsoft.com/office/drawing/2016/5/14/chartex" xmlns:mc="http://schemas.openxmlformats.org/markup-compatibility/2006" xmlns:aink="http://schemas.microsoft.com/office/drawing/2016/ink" xmlns:am3d="http://schemas.microsoft.com/office/drawing/2017/model3d" xmlns:o="urn:schemas-microsoft-com:office:office" xmlns:oel="http://schemas.microsoft.com/office/2019/extlst" xmlns:r="http://schemas.openxmlformats.org/officeDocument/2006/relationships" xmlns:m="http://schemas.openxmlformats.org/officeDocument/2006/math" xmlns:v="urn:schemas-microsoft-com:vml" xmlns:wp14="http://schemas.microsoft.com/office/word/2010/wordprocessingDrawing" xmlns:wp="http://schemas.openxmlformats.org/drawingml/2006/wordprocessingDrawing" xmlns:w10="urn:schemas-microsoft-com:office:word" xmlns:w="http://schemas.openxmlformats.org/wordprocessingml/2006/main" xmlns:w14="http://schemas.microsoft.com/office/word/2010/wordml" xmlns:w15="http://schemas.microsoft.com/office/word/2012/wordml" xmlns:w16cex="http://schemas.microsoft.com/office/word/2018/wordml/cex" xmlns:w16cid="http://schemas.microsoft.com/office/word/2016/wordml/cid" xmlns:w16="http://schemas.microsoft.com/office/word/2018/wordml" xmlns:w16du="http://schemas.microsoft.com/office/word/2023/wordml/word16du" xmlns:w16sdtdh="http://schemas.microsoft.com/office/word/2020/wordml/sdtdatahash" xmlns:w16sdtfl="http://schemas.microsoft.com/office/word/2024/wordml/sdtformatlock" xmlns:w16se="http://schemas.microsoft.com/office/word/2015/wordml/symex" xmlns:wpg="http://schemas.microsoft.com/office/word/2010/wordprocessingGroup" xmlns:wpi="http://schemas.microsoft.com/office/word/2010/wordprocessingInk" xmlns:wne="http://schemas.microsoft.com/office/word/2006/wordml" xmlns:wps="http://schemas.microsoft.com/office/word/2010/wordprocessingShape" mc:Ignorable="w14 w15 w16se w16cid w16 w16cex w16sdtdh w16sdtfl w16du wp14">
   <w:abstractNum w:abstractNumId="0" w15:restartNumberingAfterBreak="0">
     <w:nsid w:val="04A276BA"/>
     <w:multiLevelType w:val="hybridMultilevel"/>
@@ -1277,7 +1237,7 @@
       <w:lvlJc w:val="left"/>
     </w:lvl>
   </w:abstractNum>
-  <w:num w:numId="1">
+  <w:num w:numId="1" w16cid:durableId="647901704">
     <w:abstractNumId w:val="0"/>
     <w:lvlOverride w:ilvl="0">
       <w:startOverride w:val="1"/>
@@ -1287,7 +1247,7 @@
 </file>
 
 <file path=word/styles.xml><?xml version="1.0" encoding="utf-8"?>
-<w:styles xmlns:mc="http://schemas.openxmlformats.org/markup-compatibility/2006" xmlns:r="http://schemas.openxmlformats.org/officeDocument/2006/relationships" xmlns:w="http://schemas.openxmlformats.org/wordprocessingml/2006/main" xmlns:w14="http://schemas.microsoft.com/office/word/2010/wordml" xmlns:w15="http://schemas.microsoft.com/office/word/2012/wordml" mc:Ignorable="w14 w15">
+<w:styles xmlns:mc="http://schemas.openxmlformats.org/markup-compatibility/2006" xmlns:r="http://schemas.openxmlformats.org/officeDocument/2006/relationships" xmlns:w="http://schemas.openxmlformats.org/wordprocessingml/2006/main" xmlns:w14="http://schemas.microsoft.com/office/word/2010/wordml" xmlns:w15="http://schemas.microsoft.com/office/word/2012/wordml" xmlns:w16cex="http://schemas.microsoft.com/office/word/2018/wordml/cex" xmlns:w16cid="http://schemas.microsoft.com/office/word/2016/wordml/cid" xmlns:w16="http://schemas.microsoft.com/office/word/2018/wordml" xmlns:w16du="http://schemas.microsoft.com/office/word/2023/wordml/word16du" xmlns:w16sdtdh="http://schemas.microsoft.com/office/word/2020/wordml/sdtdatahash" xmlns:w16sdtfl="http://schemas.microsoft.com/office/word/2024/wordml/sdtformatlock" xmlns:w16se="http://schemas.microsoft.com/office/word/2015/wordml/symex" mc:Ignorable="w14 w15 w16se w16cid w16 w16cex w16sdtdh w16sdtfl w16du">
   <w:docDefaults>
     <w:rPrDefault>
       <w:rPr>
@@ -1298,7 +1258,7 @@
     </w:rPrDefault>
     <w:pPrDefault/>
   </w:docDefaults>
-  <w:latentStyles w:defLockedState="0" w:defUIPriority="99" w:defSemiHidden="0" w:defUnhideWhenUsed="0" w:defQFormat="0" w:count="371">
+  <w:latentStyles w:defLockedState="0" w:defUIPriority="99" w:defSemiHidden="0" w:defUnhideWhenUsed="0" w:defQFormat="0" w:count="376">
     <w:lsdException w:name="Normal" w:uiPriority="0" w:qFormat="1"/>
     <w:lsdException w:name="heading 1" w:uiPriority="9" w:qFormat="1"/>
     <w:lsdException w:name="heading 2" w:semiHidden="1" w:uiPriority="9" w:unhideWhenUsed="1" w:qFormat="1"/>
@@ -1670,6 +1630,11 @@
     <w:lsdException w:name="List Table 5 Dark Accent 6" w:uiPriority="50"/>
     <w:lsdException w:name="List Table 6 Colorful Accent 6" w:uiPriority="51"/>
     <w:lsdException w:name="List Table 7 Colorful Accent 6" w:uiPriority="52"/>
+    <w:lsdException w:name="Mention" w:semiHidden="1" w:unhideWhenUsed="1"/>
+    <w:lsdException w:name="Smart Hyperlink" w:semiHidden="1" w:unhideWhenUsed="1"/>
+    <w:lsdException w:name="Hashtag" w:semiHidden="1" w:unhideWhenUsed="1"/>
+    <w:lsdException w:name="Unresolved Mention" w:semiHidden="1" w:unhideWhenUsed="1"/>
+    <w:lsdException w:name="Smart Link" w:semiHidden="1" w:unhideWhenUsed="1"/>
   </w:latentStyles>
   <w:style w:type="paragraph" w:default="1" w:styleId="Normal">
     <w:name w:val="Normal"/>
@@ -1678,7 +1643,7 @@
       <w:lang w:val="ro-RO"/>
     </w:rPr>
   </w:style>
-  <w:style w:type="paragraph" w:styleId="Heading1">
+  <w:style w:type="paragraph" w:styleId="Titlu1">
     <w:name w:val="heading 1"/>
     <w:uiPriority w:val="9"/>
     <w:qFormat/>
@@ -1691,7 +1656,7 @@
       <w:szCs w:val="32"/>
     </w:rPr>
   </w:style>
-  <w:style w:type="paragraph" w:styleId="Heading2">
+  <w:style w:type="paragraph" w:styleId="Titlu2">
     <w:name w:val="heading 2"/>
     <w:uiPriority w:val="9"/>
     <w:semiHidden/>
@@ -1706,7 +1671,7 @@
       <w:szCs w:val="26"/>
     </w:rPr>
   </w:style>
-  <w:style w:type="paragraph" w:styleId="Heading3">
+  <w:style w:type="paragraph" w:styleId="Titlu3">
     <w:name w:val="heading 3"/>
     <w:uiPriority w:val="9"/>
     <w:semiHidden/>
@@ -1721,7 +1686,7 @@
       <w:szCs w:val="24"/>
     </w:rPr>
   </w:style>
-  <w:style w:type="paragraph" w:styleId="Heading4">
+  <w:style w:type="paragraph" w:styleId="Titlu4">
     <w:name w:val="heading 4"/>
     <w:uiPriority w:val="9"/>
     <w:semiHidden/>
@@ -1736,7 +1701,7 @@
       <w:color w:val="2E74B5"/>
     </w:rPr>
   </w:style>
-  <w:style w:type="paragraph" w:styleId="Heading5">
+  <w:style w:type="paragraph" w:styleId="Titlu5">
     <w:name w:val="heading 5"/>
     <w:uiPriority w:val="9"/>
     <w:semiHidden/>
@@ -1749,7 +1714,7 @@
       <w:color w:val="2E74B5"/>
     </w:rPr>
   </w:style>
-  <w:style w:type="paragraph" w:styleId="Heading6">
+  <w:style w:type="paragraph" w:styleId="Titlu6">
     <w:name w:val="heading 6"/>
     <w:uiPriority w:val="9"/>
     <w:semiHidden/>
@@ -1762,13 +1727,13 @@
       <w:color w:val="1F4D78"/>
     </w:rPr>
   </w:style>
-  <w:style w:type="character" w:default="1" w:styleId="DefaultParagraphFont">
+  <w:style w:type="character" w:default="1" w:styleId="Fontdeparagrafimplicit">
     <w:name w:val="Default Paragraph Font"/>
     <w:uiPriority w:val="1"/>
     <w:semiHidden/>
     <w:unhideWhenUsed/>
   </w:style>
-  <w:style w:type="table" w:default="1" w:styleId="TableNormal">
+  <w:style w:type="table" w:default="1" w:styleId="TabelNormal">
     <w:name w:val="Normal Table"/>
     <w:uiPriority w:val="99"/>
     <w:semiHidden/>
@@ -1783,13 +1748,13 @@
       </w:tblCellMar>
     </w:tblPr>
   </w:style>
-  <w:style w:type="numbering" w:default="1" w:styleId="NoList">
+  <w:style w:type="numbering" w:default="1" w:styleId="FrListare">
     <w:name w:val="No List"/>
     <w:uiPriority w:val="99"/>
     <w:semiHidden/>
     <w:unhideWhenUsed/>
   </w:style>
-  <w:style w:type="paragraph" w:styleId="Title">
+  <w:style w:type="paragraph" w:styleId="Titlu">
     <w:name w:val="Title"/>
     <w:uiPriority w:val="10"/>
     <w:qFormat/>
@@ -1806,7 +1771,7 @@
       <w:bCs/>
     </w:rPr>
   </w:style>
-  <w:style w:type="paragraph" w:styleId="ListParagraph">
+  <w:style w:type="paragraph" w:styleId="Listparagraf">
     <w:name w:val="List Paragraph"/>
     <w:qFormat/>
   </w:style>
@@ -1819,7 +1784,7 @@
       <w:u w:val="single"/>
     </w:rPr>
   </w:style>
-  <w:style w:type="character" w:styleId="FootnoteReference">
+  <w:style w:type="character" w:styleId="Referinnotdesubsol">
     <w:name w:val="footnote reference"/>
     <w:uiPriority w:val="99"/>
     <w:semiHidden/>
@@ -1828,16 +1793,16 @@
       <w:vertAlign w:val="superscript"/>
     </w:rPr>
   </w:style>
-  <w:style w:type="paragraph" w:styleId="FootnoteText">
+  <w:style w:type="paragraph" w:styleId="Textnotdesubsol">
     <w:name w:val="footnote text"/>
-    <w:link w:val="FootnoteTextChar"/>
+    <w:link w:val="TextnotdesubsolCaracter"/>
     <w:uiPriority w:val="99"/>
     <w:semiHidden/>
     <w:unhideWhenUsed/>
   </w:style>
-  <w:style w:type="character" w:customStyle="1" w:styleId="FootnoteTextChar">
-    <w:name w:val="Footnote Text Char"/>
-    <w:link w:val="FootnoteText"/>
+  <w:style w:type="character" w:customStyle="1" w:styleId="TextnotdesubsolCaracter">
+    <w:name w:val="Text notă de subsol Caracter"/>
+    <w:link w:val="Textnotdesubsol"/>
     <w:uiPriority w:val="99"/>
     <w:semiHidden/>
     <w:unhideWhenUsed/>
@@ -1846,7 +1811,7 @@
       <w:szCs w:val="20"/>
     </w:rPr>
   </w:style>
-  <w:style w:type="character" w:styleId="EndnoteReference">
+  <w:style w:type="character" w:styleId="Referinnotdefinal">
     <w:name w:val="endnote reference"/>
     <w:uiPriority w:val="99"/>
     <w:semiHidden/>
@@ -1855,16 +1820,16 @@
       <w:vertAlign w:val="superscript"/>
     </w:rPr>
   </w:style>
-  <w:style w:type="paragraph" w:styleId="EndnoteText">
+  <w:style w:type="paragraph" w:styleId="Textnotdefinal">
     <w:name w:val="endnote text"/>
-    <w:link w:val="EndnoteTextChar"/>
+    <w:link w:val="TextnotdefinalCaracter"/>
     <w:uiPriority w:val="99"/>
     <w:semiHidden/>
     <w:unhideWhenUsed/>
   </w:style>
-  <w:style w:type="character" w:customStyle="1" w:styleId="EndnoteTextChar">
-    <w:name w:val="Endnote Text Char"/>
-    <w:link w:val="EndnoteText"/>
+  <w:style w:type="character" w:customStyle="1" w:styleId="TextnotdefinalCaracter">
+    <w:name w:val="Text notă de final Caracter"/>
+    <w:link w:val="Textnotdefinal"/>
     <w:uiPriority w:val="99"/>
     <w:semiHidden/>
     <w:unhideWhenUsed/>
@@ -1873,9 +1838,9 @@
       <w:szCs w:val="20"/>
     </w:rPr>
   </w:style>
-  <w:style w:type="character" w:styleId="CommentReference">
+  <w:style w:type="character" w:styleId="Referincomentariu">
     <w:name w:val="annotation reference"/>
-    <w:basedOn w:val="DefaultParagraphFont"/>
+    <w:basedOn w:val="Fontdeparagrafimplicit"/>
     <w:uiPriority w:val="99"/>
     <w:semiHidden/>
     <w:unhideWhenUsed/>
@@ -1885,19 +1850,19 @@
       <w:szCs w:val="16"/>
     </w:rPr>
   </w:style>
-  <w:style w:type="paragraph" w:styleId="CommentText">
+  <w:style w:type="paragraph" w:styleId="Textcomentariu">
     <w:name w:val="annotation text"/>
     <w:basedOn w:val="Normal"/>
-    <w:link w:val="CommentTextChar"/>
+    <w:link w:val="TextcomentariuCaracter"/>
     <w:uiPriority w:val="99"/>
     <w:semiHidden/>
     <w:unhideWhenUsed/>
     <w:rsid w:val="009360A7"/>
   </w:style>
-  <w:style w:type="character" w:customStyle="1" w:styleId="CommentTextChar">
-    <w:name w:val="Comment Text Char"/>
-    <w:basedOn w:val="DefaultParagraphFont"/>
-    <w:link w:val="CommentText"/>
+  <w:style w:type="character" w:customStyle="1" w:styleId="TextcomentariuCaracter">
+    <w:name w:val="Text comentariu Caracter"/>
+    <w:basedOn w:val="Fontdeparagrafimplicit"/>
+    <w:link w:val="Textcomentariu"/>
     <w:uiPriority w:val="99"/>
     <w:semiHidden/>
     <w:rsid w:val="009360A7"/>
@@ -1905,11 +1870,11 @@
       <w:lang w:val="ro-RO"/>
     </w:rPr>
   </w:style>
-  <w:style w:type="paragraph" w:styleId="CommentSubject">
+  <w:style w:type="paragraph" w:styleId="SubiectComentariu">
     <w:name w:val="annotation subject"/>
-    <w:basedOn w:val="CommentText"/>
-    <w:next w:val="CommentText"/>
-    <w:link w:val="CommentSubjectChar"/>
+    <w:basedOn w:val="Textcomentariu"/>
+    <w:next w:val="Textcomentariu"/>
+    <w:link w:val="SubiectComentariuCaracter"/>
     <w:uiPriority w:val="99"/>
     <w:semiHidden/>
     <w:unhideWhenUsed/>
@@ -1919,10 +1884,10 @@
       <w:bCs/>
     </w:rPr>
   </w:style>
-  <w:style w:type="character" w:customStyle="1" w:styleId="CommentSubjectChar">
-    <w:name w:val="Comment Subject Char"/>
-    <w:basedOn w:val="CommentTextChar"/>
-    <w:link w:val="CommentSubject"/>
+  <w:style w:type="character" w:customStyle="1" w:styleId="SubiectComentariuCaracter">
+    <w:name w:val="Subiect Comentariu Caracter"/>
+    <w:basedOn w:val="TextcomentariuCaracter"/>
+    <w:link w:val="SubiectComentariu"/>
     <w:uiPriority w:val="99"/>
     <w:semiHidden/>
     <w:rsid w:val="009360A7"/>
@@ -1932,10 +1897,10 @@
       <w:lang w:val="ro-RO"/>
     </w:rPr>
   </w:style>
-  <w:style w:type="paragraph" w:styleId="BalloonText">
+  <w:style w:type="paragraph" w:styleId="TextnBalon">
     <w:name w:val="Balloon Text"/>
     <w:basedOn w:val="Normal"/>
-    <w:link w:val="BalloonTextChar"/>
+    <w:link w:val="TextnBalonCaracter"/>
     <w:uiPriority w:val="99"/>
     <w:semiHidden/>
     <w:unhideWhenUsed/>
@@ -1946,10 +1911,10 @@
       <w:szCs w:val="18"/>
     </w:rPr>
   </w:style>
-  <w:style w:type="character" w:customStyle="1" w:styleId="BalloonTextChar">
-    <w:name w:val="Balloon Text Char"/>
-    <w:basedOn w:val="DefaultParagraphFont"/>
-    <w:link w:val="BalloonText"/>
+  <w:style w:type="character" w:customStyle="1" w:styleId="TextnBalonCaracter">
+    <w:name w:val="Text în Balon Caracter"/>
+    <w:basedOn w:val="Fontdeparagrafimplicit"/>
+    <w:link w:val="TextnBalon"/>
     <w:uiPriority w:val="99"/>
     <w:semiHidden/>
     <w:rsid w:val="0096191A"/>

--- a/documents/Plan_tematic_licenta_Maior_v2.docx
+++ b/documents/Plan_tematic_licenta_Maior_v2.docx
@@ -259,14 +259,46 @@
           <w:rFonts w:ascii="Times New Roman" w:hAnsi="Times New Roman" w:cs="Times New Roman"/>
           <w:color w:val="auto"/>
         </w:rPr>
-        <w:t>Predicția defectelor și mecanisme de auto-recuperare în arhitecturi Software-Defined Vehicle, la nivel de ECU</w:t>
-      </w:r>
-      <w:bookmarkEnd w:id="0"/>
+        <w:t>Predicția defectelor și mecanisme de auto-recuperare în arhitecturi Software-</w:t>
+      </w:r>
+      <w:proofErr w:type="spellStart"/>
       <w:r>
         <w:rPr>
           <w:rFonts w:ascii="Times New Roman" w:hAnsi="Times New Roman" w:cs="Times New Roman"/>
           <w:color w:val="auto"/>
         </w:rPr>
+        <w:t>Defined</w:t>
+      </w:r>
+      <w:proofErr w:type="spellEnd"/>
+      <w:r>
+        <w:rPr>
+          <w:rFonts w:ascii="Times New Roman" w:hAnsi="Times New Roman" w:cs="Times New Roman"/>
+          <w:color w:val="auto"/>
+        </w:rPr>
+        <w:t xml:space="preserve"> </w:t>
+      </w:r>
+      <w:proofErr w:type="spellStart"/>
+      <w:r>
+        <w:rPr>
+          <w:rFonts w:ascii="Times New Roman" w:hAnsi="Times New Roman" w:cs="Times New Roman"/>
+          <w:color w:val="auto"/>
+        </w:rPr>
+        <w:t>Vehicle</w:t>
+      </w:r>
+      <w:proofErr w:type="spellEnd"/>
+      <w:r>
+        <w:rPr>
+          <w:rFonts w:ascii="Times New Roman" w:hAnsi="Times New Roman" w:cs="Times New Roman"/>
+          <w:color w:val="auto"/>
+        </w:rPr>
+        <w:t>, la nivel de ECU</w:t>
+      </w:r>
+      <w:bookmarkEnd w:id="0"/>
+      <w:r>
+        <w:rPr>
+          <w:rFonts w:ascii="Times New Roman" w:hAnsi="Times New Roman" w:cs="Times New Roman"/>
+          <w:color w:val="auto"/>
+        </w:rPr>
         <w:t>.</w:t>
       </w:r>
     </w:p>
@@ -368,6 +400,7 @@
       <w:r>
         <w:t xml:space="preserve"> </w:t>
       </w:r>
+      <w:proofErr w:type="spellStart"/>
       <w:r>
         <w:rPr>
           <w:b/>
@@ -375,9 +408,11 @@
         </w:rPr>
         <w:t>Renode</w:t>
       </w:r>
+      <w:proofErr w:type="spellEnd"/>
       <w:r>
         <w:t xml:space="preserve"> pentru dezvoltare independentă de plăcile fizice. Antrenarea modelelor se face în </w:t>
       </w:r>
+      <w:proofErr w:type="spellStart"/>
       <w:r>
         <w:rPr>
           <w:b/>
@@ -385,8 +420,41 @@
         </w:rPr>
         <w:t>Python</w:t>
       </w:r>
-      <w:r>
-        <w:t xml:space="preserve"> (PyTorch, PyTorch Geometric, scikit-learn), firmware-ul în </w:t>
+      <w:proofErr w:type="spellEnd"/>
+      <w:r>
+        <w:t xml:space="preserve"> (</w:t>
+      </w:r>
+      <w:proofErr w:type="spellStart"/>
+      <w:r>
+        <w:t>PyTorch</w:t>
+      </w:r>
+      <w:proofErr w:type="spellEnd"/>
+      <w:r>
+        <w:t xml:space="preserve">, </w:t>
+      </w:r>
+      <w:proofErr w:type="spellStart"/>
+      <w:r>
+        <w:t>PyTorch</w:t>
+      </w:r>
+      <w:proofErr w:type="spellEnd"/>
+      <w:r>
+        <w:t xml:space="preserve"> Geometric, </w:t>
+      </w:r>
+      <w:proofErr w:type="spellStart"/>
+      <w:r>
+        <w:t>scikit-learn</w:t>
+      </w:r>
+      <w:proofErr w:type="spellEnd"/>
+      <w:r>
+        <w:t xml:space="preserve">), </w:t>
+      </w:r>
+      <w:proofErr w:type="spellStart"/>
+      <w:r>
+        <w:t>firmware-ul</w:t>
+      </w:r>
+      <w:proofErr w:type="spellEnd"/>
+      <w:r>
+        <w:t xml:space="preserve"> în </w:t>
       </w:r>
       <w:r>
         <w:rPr>
@@ -396,15 +464,41 @@
         <w:t>C</w:t>
       </w:r>
       <w:r>
-        <w:t xml:space="preserve">; portarea pe MCU prin </w:t>
-      </w:r>
-      <w:r>
-        <w:rPr>
-          <w:b/>
-          <w:bCs/>
-        </w:rPr>
-        <w:t>LiteRT for Microcontrollers</w:t>
-      </w:r>
+        <w:t xml:space="preserve">; </w:t>
+      </w:r>
+      <w:proofErr w:type="spellStart"/>
+      <w:r>
+        <w:t>portarea</w:t>
+      </w:r>
+      <w:proofErr w:type="spellEnd"/>
+      <w:r>
+        <w:t xml:space="preserve"> pe MCU prin </w:t>
+      </w:r>
+      <w:proofErr w:type="spellStart"/>
+      <w:r>
+        <w:rPr>
+          <w:b/>
+          <w:bCs/>
+        </w:rPr>
+        <w:t>LiteRT</w:t>
+      </w:r>
+      <w:proofErr w:type="spellEnd"/>
+      <w:r>
+        <w:rPr>
+          <w:b/>
+          <w:bCs/>
+        </w:rPr>
+        <w:t xml:space="preserve"> for </w:t>
+      </w:r>
+      <w:proofErr w:type="spellStart"/>
+      <w:r>
+        <w:rPr>
+          <w:b/>
+          <w:bCs/>
+        </w:rPr>
+        <w:t>Microcontrollers</w:t>
+      </w:r>
+      <w:proofErr w:type="spellEnd"/>
       <w:r>
         <w:t xml:space="preserve"> și </w:t>
       </w:r>
@@ -413,11 +507,29 @@
           <w:b/>
           <w:bCs/>
         </w:rPr>
-        <w:t>NXP eIQ</w:t>
-      </w:r>
-      <w:r>
-        <w:t xml:space="preserve">, cuantizat int8. Deployment </w:t>
-      </w:r>
+        <w:t xml:space="preserve">NXP </w:t>
+      </w:r>
+      <w:proofErr w:type="spellStart"/>
+      <w:r>
+        <w:rPr>
+          <w:b/>
+          <w:bCs/>
+        </w:rPr>
+        <w:t>eIQ</w:t>
+      </w:r>
+      <w:proofErr w:type="spellEnd"/>
+      <w:r>
+        <w:t xml:space="preserve">, cuantizat int8. </w:t>
+      </w:r>
+      <w:proofErr w:type="spellStart"/>
+      <w:r>
+        <w:t>Deployment</w:t>
+      </w:r>
+      <w:proofErr w:type="spellEnd"/>
+      <w:r>
+        <w:t xml:space="preserve"> </w:t>
+      </w:r>
+      <w:proofErr w:type="spellStart"/>
       <w:r>
         <w:rPr>
           <w:b/>
@@ -425,8 +537,57 @@
         </w:rPr>
         <w:t>Railway</w:t>
       </w:r>
-      <w:r>
-        <w:t xml:space="preserve"> (EU-West, GDPR): MQTT, Redpanda, InfluxDB, PostgreSQL/pgvector, FastAPI, Grafana.</w:t>
+      <w:proofErr w:type="spellEnd"/>
+      <w:r>
+        <w:t xml:space="preserve"> (EU-West, GDPR): MQTT, </w:t>
+      </w:r>
+      <w:proofErr w:type="spellStart"/>
+      <w:r>
+        <w:t>Redpanda</w:t>
+      </w:r>
+      <w:proofErr w:type="spellEnd"/>
+      <w:r>
+        <w:t xml:space="preserve">, </w:t>
+      </w:r>
+      <w:proofErr w:type="spellStart"/>
+      <w:r>
+        <w:t>InfluxDB</w:t>
+      </w:r>
+      <w:proofErr w:type="spellEnd"/>
+      <w:r>
+        <w:t xml:space="preserve">, </w:t>
+      </w:r>
+      <w:proofErr w:type="spellStart"/>
+      <w:r>
+        <w:t>PostgreSQL</w:t>
+      </w:r>
+      <w:proofErr w:type="spellEnd"/>
+      <w:r>
+        <w:t>/</w:t>
+      </w:r>
+      <w:proofErr w:type="spellStart"/>
+      <w:r>
+        <w:t>pgvector</w:t>
+      </w:r>
+      <w:proofErr w:type="spellEnd"/>
+      <w:r>
+        <w:t xml:space="preserve">, </w:t>
+      </w:r>
+      <w:proofErr w:type="spellStart"/>
+      <w:r>
+        <w:t>FastAPI</w:t>
+      </w:r>
+      <w:proofErr w:type="spellEnd"/>
+      <w:r>
+        <w:t xml:space="preserve">, </w:t>
+      </w:r>
+      <w:proofErr w:type="spellStart"/>
+      <w:r>
+        <w:t>Grafana</w:t>
+      </w:r>
+      <w:proofErr w:type="spellEnd"/>
+      <w:r>
+        <w:t>.</w:t>
       </w:r>
     </w:p>
     <w:p>
@@ -471,7 +632,21 @@
         <w:rPr>
           <w:lang w:val="ro-RO"/>
         </w:rPr>
-        <w:t>clasă, semnal, mod de injecție, tip de claim (predicție / detecție) și acțiune de recuperare.</w:t>
+        <w:t xml:space="preserve">clasă, semnal, mod de injecție, tip de </w:t>
+      </w:r>
+      <w:proofErr w:type="spellStart"/>
+      <w:r>
+        <w:rPr>
+          <w:lang w:val="ro-RO"/>
+        </w:rPr>
+        <w:t>claim</w:t>
+      </w:r>
+      <w:proofErr w:type="spellEnd"/>
+      <w:r>
+        <w:rPr>
+          <w:lang w:val="ro-RO"/>
+        </w:rPr>
+        <w:t xml:space="preserve"> (predicție / detecție) și acțiune de recuperare.</w:t>
       </w:r>
     </w:p>
     <w:p>
@@ -499,7 +674,33 @@
         <w:rPr>
           <w:lang w:val="ro-RO"/>
         </w:rPr>
-        <w:t>Rețea S32K1–S32K3 emulată în Renode plus scripturi care injectează și etichetează automat defecte, generând un set de date propriu de telemetrie — răspunsul direct la lipsa datelor reale de defect software.</w:t>
+        <w:t xml:space="preserve">Rețea S32K1–S32K3 emulată în </w:t>
+      </w:r>
+      <w:proofErr w:type="spellStart"/>
+      <w:r>
+        <w:rPr>
+          <w:lang w:val="ro-RO"/>
+        </w:rPr>
+        <w:t>Renode</w:t>
+      </w:r>
+      <w:proofErr w:type="spellEnd"/>
+      <w:r>
+        <w:rPr>
+          <w:lang w:val="ro-RO"/>
+        </w:rPr>
+        <w:t xml:space="preserve"> plus scripturi care injectează și etichetează automat defecte, generând un set de date propriu de telemetrie </w:t>
+      </w:r>
+      <w:r>
+        <w:rPr>
+          <w:lang w:val="ro-RO"/>
+        </w:rPr>
+        <w:t>-</w:t>
+      </w:r>
+      <w:r>
+        <w:rPr>
+          <w:lang w:val="ro-RO"/>
+        </w:rPr>
+        <w:t xml:space="preserve"> răspunsul direct la lipsa datelor reale de defect software.</w:t>
       </w:r>
     </w:p>
     <w:p>
@@ -527,7 +728,21 @@
         <w:rPr>
           <w:lang w:val="ro-RO"/>
         </w:rPr>
-        <w:t>Nu doar detecție, ci estimarea timpului rămas până la cădere: pentru epuizarea memoriei, din ritmul de creștere a heap-ului (cât de repede scade memoria liberă); pentru intrarea CAN în bus-off, din contoarele de erori TEC/REC (praguri 127 și 256). Ambele au un reper analitic exact, deci eroarea de predicție se măsoară precis.</w:t>
+        <w:t xml:space="preserve">Nu doar detecție, ci estimarea timpului rămas până la cădere: pentru epuizarea memoriei, din ritmul de creștere a </w:t>
+      </w:r>
+      <w:proofErr w:type="spellStart"/>
+      <w:r>
+        <w:rPr>
+          <w:lang w:val="ro-RO"/>
+        </w:rPr>
+        <w:t>heap</w:t>
+      </w:r>
+      <w:proofErr w:type="spellEnd"/>
+      <w:r>
+        <w:rPr>
+          <w:lang w:val="ro-RO"/>
+        </w:rPr>
+        <w:t>-ului (cât de repede scade memoria liberă); pentru intrarea CAN în bus-off, din contoarele de erori TEC/REC (praguri 127 și 256). Ambele au un reper analitic exact, deci eroarea de predicție se măsoară precis.</w:t>
       </w:r>
     </w:p>
     <w:p>
@@ -555,7 +770,61 @@
         <w:rPr>
           <w:lang w:val="ro-RO"/>
         </w:rPr>
-        <w:t>Ratarea unui deadline din varianța timpului de răspuns (avertizare timpurie) și anomalie acustică — autoencoder int8 pe caracteristici FFT din microfon, rulat pe nucleul AI al S32K3 via LiteRT, pre-validat pe date publice MIMII.</w:t>
+        <w:t xml:space="preserve">Ratarea unui </w:t>
+      </w:r>
+      <w:proofErr w:type="spellStart"/>
+      <w:r>
+        <w:rPr>
+          <w:lang w:val="ro-RO"/>
+        </w:rPr>
+        <w:t>deadline</w:t>
+      </w:r>
+      <w:proofErr w:type="spellEnd"/>
+      <w:r>
+        <w:rPr>
+          <w:lang w:val="ro-RO"/>
+        </w:rPr>
+        <w:t xml:space="preserve"> din varianța timpului de răspuns (avertizare timpurie) și anomalie acustică </w:t>
+      </w:r>
+      <w:r>
+        <w:rPr>
+          <w:lang w:val="ro-RO"/>
+        </w:rPr>
+        <w:t>-</w:t>
+      </w:r>
+      <w:r>
+        <w:rPr>
+          <w:lang w:val="ro-RO"/>
+        </w:rPr>
+        <w:t xml:space="preserve"> </w:t>
+      </w:r>
+      <w:proofErr w:type="spellStart"/>
+      <w:r>
+        <w:rPr>
+          <w:lang w:val="ro-RO"/>
+        </w:rPr>
+        <w:t>autoencoder</w:t>
+      </w:r>
+      <w:proofErr w:type="spellEnd"/>
+      <w:r>
+        <w:rPr>
+          <w:lang w:val="ro-RO"/>
+        </w:rPr>
+        <w:t xml:space="preserve"> int8 pe caracteristici FFT din microfon, rulat pe nucleul AI al S32K3 via </w:t>
+      </w:r>
+      <w:proofErr w:type="spellStart"/>
+      <w:r>
+        <w:rPr>
+          <w:lang w:val="ro-RO"/>
+        </w:rPr>
+        <w:t>LiteRT</w:t>
+      </w:r>
+      <w:proofErr w:type="spellEnd"/>
+      <w:r>
+        <w:rPr>
+          <w:lang w:val="ro-RO"/>
+        </w:rPr>
+        <w:t>, pre-validat pe date publice MIMII.</w:t>
       </w:r>
     </w:p>
     <w:p>
@@ -610,14 +879,98 @@
           <w:color w:val="auto"/>
           <w:lang w:val="ro-RO"/>
         </w:rPr>
-        <w:t xml:space="preserve">Predicția propagării cross-ECU (GNN). </w:t>
-      </w:r>
-      <w:r>
-        <w:rPr>
+        <w:t xml:space="preserve">Predicția propagării </w:t>
+      </w:r>
+      <w:proofErr w:type="spellStart"/>
+      <w:r>
+        <w:rPr>
+          <w:b/>
+          <w:bCs/>
           <w:color w:val="auto"/>
           <w:lang w:val="ro-RO"/>
         </w:rPr>
-        <w:t>Un Graph Neural Network în cloud estimează calea de propagare pe graful de dependențe. Doar propune, nu comandă: cloud-ul propune, S32K3 decide.</w:t>
+        <w:t>cross</w:t>
+      </w:r>
+      <w:proofErr w:type="spellEnd"/>
+      <w:r>
+        <w:rPr>
+          <w:b/>
+          <w:bCs/>
+          <w:color w:val="auto"/>
+          <w:lang w:val="ro-RO"/>
+        </w:rPr>
+        <w:t xml:space="preserve">-ECU (GNN). </w:t>
+      </w:r>
+      <w:r>
+        <w:rPr>
+          <w:color w:val="auto"/>
+          <w:lang w:val="ro-RO"/>
+        </w:rPr>
+        <w:t xml:space="preserve">Un </w:t>
+      </w:r>
+      <w:proofErr w:type="spellStart"/>
+      <w:r>
+        <w:rPr>
+          <w:color w:val="auto"/>
+          <w:lang w:val="ro-RO"/>
+        </w:rPr>
+        <w:t>Graph</w:t>
+      </w:r>
+      <w:proofErr w:type="spellEnd"/>
+      <w:r>
+        <w:rPr>
+          <w:color w:val="auto"/>
+          <w:lang w:val="ro-RO"/>
+        </w:rPr>
+        <w:t xml:space="preserve"> Neural </w:t>
+      </w:r>
+      <w:proofErr w:type="spellStart"/>
+      <w:r>
+        <w:rPr>
+          <w:color w:val="auto"/>
+          <w:lang w:val="ro-RO"/>
+        </w:rPr>
+        <w:t>Network</w:t>
+      </w:r>
+      <w:proofErr w:type="spellEnd"/>
+      <w:r>
+        <w:rPr>
+          <w:color w:val="auto"/>
+          <w:lang w:val="ro-RO"/>
+        </w:rPr>
+        <w:t xml:space="preserve"> în </w:t>
+      </w:r>
+      <w:proofErr w:type="spellStart"/>
+      <w:r>
+        <w:rPr>
+          <w:color w:val="auto"/>
+          <w:lang w:val="ro-RO"/>
+        </w:rPr>
+        <w:t>cloud</w:t>
+      </w:r>
+      <w:proofErr w:type="spellEnd"/>
+      <w:r>
+        <w:rPr>
+          <w:color w:val="auto"/>
+          <w:lang w:val="ro-RO"/>
+        </w:rPr>
+        <w:t xml:space="preserve"> estimează calea de propagare pe graful de dependențe. Doar propune, nu comandă: </w:t>
+      </w:r>
+      <w:proofErr w:type="spellStart"/>
+      <w:r>
+        <w:rPr>
+          <w:color w:val="auto"/>
+          <w:lang w:val="ro-RO"/>
+        </w:rPr>
+        <w:t>cloud-ul</w:t>
+      </w:r>
+      <w:proofErr w:type="spellEnd"/>
+      <w:r>
+        <w:rPr>
+          <w:color w:val="auto"/>
+          <w:lang w:val="ro-RO"/>
+        </w:rPr>
+        <w:t xml:space="preserve"> propune, S32K3 decide.</w:t>
       </w:r>
     </w:p>
     <w:p>
@@ -669,19 +1022,127 @@
           <w:lang w:val="ro-RO"/>
         </w:rPr>
       </w:pPr>
-      <w:r>
-        <w:rPr>
-          <w:b/>
-          <w:bCs/>
-          <w:lang w:val="ro-RO"/>
-        </w:rPr>
-        <w:t xml:space="preserve">Backbone de date și tablou de bord. </w:t>
-      </w:r>
-      <w:r>
-        <w:rPr>
-          <w:lang w:val="ro-RO"/>
-        </w:rPr>
-        <w:t>Telemetrie MQTT preluată prin Redpanda, stocată în InfluxDB, servită de FastAPI, pe Railway (EU-West, GDPR); vizualizare în Grafana și panou React cu operator uman; istoric în pgvector și reantrenare cu redistribuire OTA a modelului.</w:t>
+      <w:proofErr w:type="spellStart"/>
+      <w:r>
+        <w:rPr>
+          <w:b/>
+          <w:bCs/>
+          <w:lang w:val="ro-RO"/>
+        </w:rPr>
+        <w:t>Backbone</w:t>
+      </w:r>
+      <w:proofErr w:type="spellEnd"/>
+      <w:r>
+        <w:rPr>
+          <w:b/>
+          <w:bCs/>
+          <w:lang w:val="ro-RO"/>
+        </w:rPr>
+        <w:t xml:space="preserve"> de date și tablou de bord. </w:t>
+      </w:r>
+      <w:r>
+        <w:rPr>
+          <w:lang w:val="ro-RO"/>
+        </w:rPr>
+        <w:t xml:space="preserve">Telemetrie MQTT preluată prin </w:t>
+      </w:r>
+      <w:proofErr w:type="spellStart"/>
+      <w:r>
+        <w:rPr>
+          <w:lang w:val="ro-RO"/>
+        </w:rPr>
+        <w:t>Redpanda</w:t>
+      </w:r>
+      <w:proofErr w:type="spellEnd"/>
+      <w:r>
+        <w:rPr>
+          <w:lang w:val="ro-RO"/>
+        </w:rPr>
+        <w:t xml:space="preserve">, stocată în </w:t>
+      </w:r>
+      <w:proofErr w:type="spellStart"/>
+      <w:r>
+        <w:rPr>
+          <w:lang w:val="ro-RO"/>
+        </w:rPr>
+        <w:t>InfluxDB</w:t>
+      </w:r>
+      <w:proofErr w:type="spellEnd"/>
+      <w:r>
+        <w:rPr>
+          <w:lang w:val="ro-RO"/>
+        </w:rPr>
+        <w:t xml:space="preserve">, servită de </w:t>
+      </w:r>
+      <w:proofErr w:type="spellStart"/>
+      <w:r>
+        <w:rPr>
+          <w:lang w:val="ro-RO"/>
+        </w:rPr>
+        <w:t>FastAPI</w:t>
+      </w:r>
+      <w:proofErr w:type="spellEnd"/>
+      <w:r>
+        <w:rPr>
+          <w:lang w:val="ro-RO"/>
+        </w:rPr>
+        <w:t xml:space="preserve">, pe </w:t>
+      </w:r>
+      <w:proofErr w:type="spellStart"/>
+      <w:r>
+        <w:rPr>
+          <w:lang w:val="ro-RO"/>
+        </w:rPr>
+        <w:t>Railway</w:t>
+      </w:r>
+      <w:proofErr w:type="spellEnd"/>
+      <w:r>
+        <w:rPr>
+          <w:lang w:val="ro-RO"/>
+        </w:rPr>
+        <w:t xml:space="preserve"> (EU-West, GDPR); vizualizare în </w:t>
+      </w:r>
+      <w:proofErr w:type="spellStart"/>
+      <w:r>
+        <w:rPr>
+          <w:lang w:val="ro-RO"/>
+        </w:rPr>
+        <w:t>Grafana</w:t>
+      </w:r>
+      <w:proofErr w:type="spellEnd"/>
+      <w:r>
+        <w:rPr>
+          <w:lang w:val="ro-RO"/>
+        </w:rPr>
+        <w:t xml:space="preserve"> și panou </w:t>
+      </w:r>
+      <w:proofErr w:type="spellStart"/>
+      <w:r>
+        <w:rPr>
+          <w:lang w:val="ro-RO"/>
+        </w:rPr>
+        <w:t>React</w:t>
+      </w:r>
+      <w:proofErr w:type="spellEnd"/>
+      <w:r>
+        <w:rPr>
+          <w:lang w:val="ro-RO"/>
+        </w:rPr>
+        <w:t xml:space="preserve"> cu operator uman; istoric în </w:t>
+      </w:r>
+      <w:proofErr w:type="spellStart"/>
+      <w:r>
+        <w:rPr>
+          <w:lang w:val="ro-RO"/>
+        </w:rPr>
+        <w:t>pgvector</w:t>
+      </w:r>
+      <w:proofErr w:type="spellEnd"/>
+      <w:r>
+        <w:rPr>
+          <w:lang w:val="ro-RO"/>
+        </w:rPr>
+        <w:t xml:space="preserve"> și reantrenare cu redistribuire OTA a modelului.</w:t>
       </w:r>
     </w:p>
     <w:p>
@@ -739,7 +1200,21 @@
         <w:rPr>
           <w:lang w:val="ro-RO"/>
         </w:rPr>
-        <w:t>vehicul-cloud-inginer: telemetrie, OTA și operator uman.</w:t>
+        <w:t>vehicul-</w:t>
+      </w:r>
+      <w:proofErr w:type="spellStart"/>
+      <w:r>
+        <w:rPr>
+          <w:lang w:val="ro-RO"/>
+        </w:rPr>
+        <w:t>cloud</w:t>
+      </w:r>
+      <w:proofErr w:type="spellEnd"/>
+      <w:r>
+        <w:rPr>
+          <w:lang w:val="ro-RO"/>
+        </w:rPr>
+        <w:t>-inginer: telemetrie, OTA și operator uman.</w:t>
       </w:r>
     </w:p>
     <w:p>
@@ -759,13 +1234,43 @@
           <w:bCs/>
           <w:lang w:val="ro-RO"/>
         </w:rPr>
-        <w:t xml:space="preserve">Bucla real-time pe S32K3: </w:t>
-      </w:r>
-      <w:r>
-        <w:rPr>
-          <w:lang w:val="ro-RO"/>
-        </w:rPr>
-        <w:t>SENSE-DETECT-PREDICT-SUPERVIZOR-ACT, cu supervizorul determinist ca poartă de veto.</w:t>
+        <w:t>Bucla real-</w:t>
+      </w:r>
+      <w:proofErr w:type="spellStart"/>
+      <w:r>
+        <w:rPr>
+          <w:b/>
+          <w:bCs/>
+          <w:lang w:val="ro-RO"/>
+        </w:rPr>
+        <w:t>time</w:t>
+      </w:r>
+      <w:proofErr w:type="spellEnd"/>
+      <w:r>
+        <w:rPr>
+          <w:b/>
+          <w:bCs/>
+          <w:lang w:val="ro-RO"/>
+        </w:rPr>
+        <w:t xml:space="preserve"> pe S32K3: </w:t>
+      </w:r>
+      <w:r>
+        <w:rPr>
+          <w:lang w:val="ro-RO"/>
+        </w:rPr>
+        <w:t>SENSE-DETECT-PREDICT-SUPERVI</w:t>
+      </w:r>
+      <w:r>
+        <w:rPr>
+          <w:lang w:val="ro-RO"/>
+        </w:rPr>
+        <w:t>S</w:t>
+      </w:r>
+      <w:r>
+        <w:rPr>
+          <w:lang w:val="ro-RO"/>
+        </w:rPr>
+        <w:t>OR-ACT, cu supervizorul determinist ca poartă de veto.</w:t>
       </w:r>
     </w:p>
     <w:p>
@@ -779,13 +1284,23 @@
           <w:lang w:val="ro-RO"/>
         </w:rPr>
       </w:pPr>
-      <w:r>
-        <w:rPr>
-          <w:b/>
-          <w:bCs/>
-          <w:lang w:val="ro-RO"/>
-        </w:rPr>
-        <w:t xml:space="preserve">Pipeline-ul de agenți AI </w:t>
+      <w:proofErr w:type="spellStart"/>
+      <w:r>
+        <w:rPr>
+          <w:b/>
+          <w:bCs/>
+          <w:lang w:val="ro-RO"/>
+        </w:rPr>
+        <w:t>Pipeline-ul</w:t>
+      </w:r>
+      <w:proofErr w:type="spellEnd"/>
+      <w:r>
+        <w:rPr>
+          <w:b/>
+          <w:bCs/>
+          <w:lang w:val="ro-RO"/>
+        </w:rPr>
+        <w:t xml:space="preserve"> de agenți AI </w:t>
       </w:r>
       <w:r>
         <w:rPr>
@@ -811,13 +1326,59 @@
           <w:bCs/>
           <w:lang w:val="ro-RO"/>
         </w:rPr>
-        <w:t xml:space="preserve">Arhitectura backbone-ului de date </w:t>
-      </w:r>
-      <w:r>
-        <w:rPr>
-          <w:lang w:val="ro-RO"/>
-        </w:rPr>
-        <w:t>off-vehicle pe Railway.</w:t>
+        <w:t xml:space="preserve">Arhitectura </w:t>
+      </w:r>
+      <w:proofErr w:type="spellStart"/>
+      <w:r>
+        <w:rPr>
+          <w:b/>
+          <w:bCs/>
+          <w:lang w:val="ro-RO"/>
+        </w:rPr>
+        <w:t>backbone</w:t>
+      </w:r>
+      <w:proofErr w:type="spellEnd"/>
+      <w:r>
+        <w:rPr>
+          <w:b/>
+          <w:bCs/>
+          <w:lang w:val="ro-RO"/>
+        </w:rPr>
+        <w:t xml:space="preserve">-ului de date </w:t>
+      </w:r>
+      <w:r>
+        <w:rPr>
+          <w:lang w:val="ro-RO"/>
+        </w:rPr>
+        <w:t>off-</w:t>
+      </w:r>
+      <w:proofErr w:type="spellStart"/>
+      <w:r>
+        <w:rPr>
+          <w:lang w:val="ro-RO"/>
+        </w:rPr>
+        <w:t>vehicle</w:t>
+      </w:r>
+      <w:proofErr w:type="spellEnd"/>
+      <w:r>
+        <w:rPr>
+          <w:lang w:val="ro-RO"/>
+        </w:rPr>
+        <w:t xml:space="preserve"> pe </w:t>
+      </w:r>
+      <w:proofErr w:type="spellStart"/>
+      <w:r>
+        <w:rPr>
+          <w:lang w:val="ro-RO"/>
+        </w:rPr>
+        <w:t>Railway</w:t>
+      </w:r>
+      <w:proofErr w:type="spellEnd"/>
+      <w:r>
+        <w:rPr>
+          <w:lang w:val="ro-RO"/>
+        </w:rPr>
+        <w:t>.</w:t>
       </w:r>
     </w:p>
     <w:p>
@@ -831,13 +1392,59 @@
           <w:lang w:val="ro-RO"/>
         </w:rPr>
       </w:pPr>
-      <w:r>
-        <w:rPr>
-          <w:b/>
-          <w:bCs/>
-          <w:lang w:val="ro-RO"/>
-        </w:rPr>
-        <w:t xml:space="preserve">Use case și sequence diagram </w:t>
+      <w:proofErr w:type="spellStart"/>
+      <w:r>
+        <w:rPr>
+          <w:b/>
+          <w:bCs/>
+          <w:lang w:val="ro-RO"/>
+        </w:rPr>
+        <w:t>Use</w:t>
+      </w:r>
+      <w:proofErr w:type="spellEnd"/>
+      <w:r>
+        <w:rPr>
+          <w:b/>
+          <w:bCs/>
+          <w:lang w:val="ro-RO"/>
+        </w:rPr>
+        <w:t xml:space="preserve"> case și </w:t>
+      </w:r>
+      <w:proofErr w:type="spellStart"/>
+      <w:r>
+        <w:rPr>
+          <w:b/>
+          <w:bCs/>
+          <w:lang w:val="ro-RO"/>
+        </w:rPr>
+        <w:t>sequence</w:t>
+      </w:r>
+      <w:proofErr w:type="spellEnd"/>
+      <w:r>
+        <w:rPr>
+          <w:b/>
+          <w:bCs/>
+          <w:lang w:val="ro-RO"/>
+        </w:rPr>
+        <w:t xml:space="preserve"> </w:t>
+      </w:r>
+      <w:proofErr w:type="spellStart"/>
+      <w:r>
+        <w:rPr>
+          <w:b/>
+          <w:bCs/>
+          <w:lang w:val="ro-RO"/>
+        </w:rPr>
+        <w:t>diagram</w:t>
+      </w:r>
+      <w:proofErr w:type="spellEnd"/>
+      <w:r>
+        <w:rPr>
+          <w:b/>
+          <w:bCs/>
+          <w:lang w:val="ro-RO"/>
+        </w:rPr>
+        <w:t xml:space="preserve"> </w:t>
       </w:r>
       <w:r>
         <w:rPr>
@@ -854,8 +1461,39 @@
           <w:sz w:val="22"/>
           <w:szCs w:val="22"/>
         </w:rPr>
-        <w:t>6. Consultaţii pentru proiect (săptămânal): 2x 2h/saptamana</w:t>
-      </w:r>
+        <w:t xml:space="preserve">6. </w:t>
+      </w:r>
+      <w:proofErr w:type="spellStart"/>
+      <w:r>
+        <w:rPr>
+          <w:b/>
+          <w:bCs/>
+          <w:sz w:val="22"/>
+          <w:szCs w:val="22"/>
+        </w:rPr>
+        <w:t>Consultaţii</w:t>
+      </w:r>
+      <w:proofErr w:type="spellEnd"/>
+      <w:r>
+        <w:rPr>
+          <w:b/>
+          <w:bCs/>
+          <w:sz w:val="22"/>
+          <w:szCs w:val="22"/>
+        </w:rPr>
+        <w:t xml:space="preserve"> pentru proiect (săptămânal): 2x 2h/</w:t>
+      </w:r>
+      <w:proofErr w:type="spellStart"/>
+      <w:r>
+        <w:rPr>
+          <w:b/>
+          <w:bCs/>
+          <w:sz w:val="22"/>
+          <w:szCs w:val="22"/>
+        </w:rPr>
+        <w:t>saptamana</w:t>
+      </w:r>
+      <w:proofErr w:type="spellEnd"/>
     </w:p>
     <w:p>
       <w:r>
@@ -1004,13 +1642,23 @@
                 <w:color w:val="auto"/>
               </w:rPr>
             </w:pPr>
+            <w:proofErr w:type="spellStart"/>
             <w:r>
               <w:rPr>
                 <w:color w:val="auto"/>
                 <w:sz w:val="19"/>
                 <w:szCs w:val="19"/>
               </w:rPr>
-              <w:t>Prof.univ.dr.ing. Adrian Florea</w:t>
+              <w:t>Prof.univ.dr.ing</w:t>
+            </w:r>
+            <w:proofErr w:type="spellEnd"/>
+            <w:r>
+              <w:rPr>
+                <w:color w:val="auto"/>
+                <w:sz w:val="19"/>
+                <w:szCs w:val="19"/>
+              </w:rPr>
+              <w:t>. Adrian Florea</w:t>
             </w:r>
           </w:p>
         </w:tc>
